--- a/Aivora_Model_Technical_Documentation.docx
+++ b/Aivora_Model_Technical_Documentation.docx
@@ -1112,13 +1112,461 @@
                 <w:color w:val="B91C1C"/>
                 <w:sz w:val="19"/>
               </w:rPr>
-              <w:t>Auxiliary load-balancing loss weight is set to 0.0 in this configuration, so expert balance is not actively encouraged. Whether routing collapsed onto a subset of experts has not been measured. (unverified)</w:t>
+              <w:t>MEASURED DEFECT. The auxiliary load-balancing loss weight is 0.0, so nothing penalised an unbalanced router - and the router collapsed. 28 of the 64 routed expert slots receive under 1% of traffic. In blocks 5, 6 and 7 the top-2 router sends 100% of traffic to the same two experts regardless of input.</w:t>
             </w:r>
           </w:p>
         </w:tc>
       </w:tr>
     </w:tbl>
     <w:p/>
+    <w:p>
+      <w:pPr>
+        <w:spacing w:after="160"/>
+      </w:pPr>
+      <w:r>
+        <w:rPr>
+          <w:i w:val="0"/>
+          <w:sz w:val="20"/>
+        </w:rPr>
+        <w:t>This was verified across five diverse inputs - a financial filing, technology news, narrative prose, source code and general questions - so it is collapse rather than domain specialisation: the routing does not change when the input does. The effect worsens with depth, which is the signature of a router that lost its gradient signal early and never recovered. (measured, 6 October 2026)</w:t>
+      </w:r>
+    </w:p>
+    <w:tbl>
+      <w:tblPr>
+        <w:tblStyle w:val="TableGrid"/>
+        <w:tblW w:type="auto" w:w="0"/>
+        <w:jc w:val="center"/>
+        <w:tblLook w:firstColumn="1" w:firstRow="1" w:lastColumn="0" w:lastRow="0" w:noHBand="0" w:noVBand="1" w:val="04A0"/>
+      </w:tblPr>
+      <w:tblGrid>
+        <w:gridCol w:w="3264"/>
+        <w:gridCol w:w="3264"/>
+        <w:gridCol w:w="3264"/>
+      </w:tblGrid>
+      <w:tr>
+        <w:tc>
+          <w:tcPr>
+            <w:tcW w:type="dxa" w:w="1584"/>
+            <w:shd w:val="clear" w:fill="E8EDF5"/>
+          </w:tcPr>
+          <w:p>
+            <w:r/>
+            <w:r>
+              <w:rPr>
+                <w:b/>
+                <w:sz w:val="18"/>
+              </w:rPr>
+              <w:t>Block</w:t>
+            </w:r>
+          </w:p>
+        </w:tc>
+        <w:tc>
+          <w:tcPr>
+            <w:tcW w:type="dxa" w:w="4176"/>
+            <w:shd w:val="clear" w:fill="E8EDF5"/>
+          </w:tcPr>
+          <w:p>
+            <w:r/>
+            <w:r>
+              <w:rPr>
+                <w:b/>
+                <w:sz w:val="18"/>
+              </w:rPr>
+              <w:t>Experts receiving &gt;= 1% of traffic</w:t>
+            </w:r>
+          </w:p>
+        </w:tc>
+        <w:tc>
+          <w:tcPr>
+            <w:tcW w:type="dxa" w:w="3744"/>
+            <w:shd w:val="clear" w:fill="E8EDF5"/>
+          </w:tcPr>
+          <w:p>
+            <w:r/>
+            <w:r>
+              <w:rPr>
+                <w:b/>
+                <w:sz w:val="18"/>
+              </w:rPr>
+              <w:t>Share taken by the top 2</w:t>
+            </w:r>
+          </w:p>
+        </w:tc>
+      </w:tr>
+      <w:tr>
+        <w:tc>
+          <w:tcPr>
+            <w:tcW w:type="dxa" w:w="1584"/>
+          </w:tcPr>
+          <w:p>
+            <w:r/>
+            <w:r>
+              <w:rPr>
+                <w:b/>
+                <w:sz w:val="18"/>
+              </w:rPr>
+              <w:t>h.0</w:t>
+            </w:r>
+          </w:p>
+        </w:tc>
+        <w:tc>
+          <w:tcPr>
+            <w:tcW w:type="dxa" w:w="4176"/>
+          </w:tcPr>
+          <w:p>
+            <w:r/>
+            <w:r>
+              <w:rPr>
+                <w:sz w:val="18"/>
+              </w:rPr>
+              <w:t>7 of 8</w:t>
+            </w:r>
+          </w:p>
+        </w:tc>
+        <w:tc>
+          <w:tcPr>
+            <w:tcW w:type="dxa" w:w="3744"/>
+          </w:tcPr>
+          <w:p>
+            <w:r/>
+            <w:r>
+              <w:rPr>
+                <w:sz w:val="18"/>
+              </w:rPr>
+              <w:t>71.7%</w:t>
+            </w:r>
+          </w:p>
+        </w:tc>
+      </w:tr>
+      <w:tr>
+        <w:tc>
+          <w:tcPr>
+            <w:tcW w:type="dxa" w:w="1584"/>
+          </w:tcPr>
+          <w:p>
+            <w:r/>
+            <w:r>
+              <w:rPr>
+                <w:b/>
+                <w:sz w:val="18"/>
+              </w:rPr>
+              <w:t>h.1</w:t>
+            </w:r>
+          </w:p>
+        </w:tc>
+        <w:tc>
+          <w:tcPr>
+            <w:tcW w:type="dxa" w:w="4176"/>
+          </w:tcPr>
+          <w:p>
+            <w:r/>
+            <w:r>
+              <w:rPr>
+                <w:sz w:val="18"/>
+              </w:rPr>
+              <w:t>7 of 8</w:t>
+            </w:r>
+          </w:p>
+        </w:tc>
+        <w:tc>
+          <w:tcPr>
+            <w:tcW w:type="dxa" w:w="3744"/>
+          </w:tcPr>
+          <w:p>
+            <w:r/>
+            <w:r>
+              <w:rPr>
+                <w:sz w:val="18"/>
+              </w:rPr>
+              <w:t>52.3%</w:t>
+            </w:r>
+          </w:p>
+        </w:tc>
+      </w:tr>
+      <w:tr>
+        <w:tc>
+          <w:tcPr>
+            <w:tcW w:type="dxa" w:w="1584"/>
+          </w:tcPr>
+          <w:p>
+            <w:r/>
+            <w:r>
+              <w:rPr>
+                <w:b/>
+                <w:sz w:val="18"/>
+              </w:rPr>
+              <w:t>h.2</w:t>
+            </w:r>
+          </w:p>
+        </w:tc>
+        <w:tc>
+          <w:tcPr>
+            <w:tcW w:type="dxa" w:w="4176"/>
+          </w:tcPr>
+          <w:p>
+            <w:r/>
+            <w:r>
+              <w:rPr>
+                <w:sz w:val="18"/>
+              </w:rPr>
+              <w:t>5 of 8</w:t>
+            </w:r>
+          </w:p>
+        </w:tc>
+        <w:tc>
+          <w:tcPr>
+            <w:tcW w:type="dxa" w:w="3744"/>
+          </w:tcPr>
+          <w:p>
+            <w:r/>
+            <w:r>
+              <w:rPr>
+                <w:sz w:val="18"/>
+              </w:rPr>
+              <w:t>67.9%</w:t>
+            </w:r>
+          </w:p>
+        </w:tc>
+      </w:tr>
+      <w:tr>
+        <w:tc>
+          <w:tcPr>
+            <w:tcW w:type="dxa" w:w="1584"/>
+          </w:tcPr>
+          <w:p>
+            <w:r/>
+            <w:r>
+              <w:rPr>
+                <w:b/>
+                <w:sz w:val="18"/>
+              </w:rPr>
+              <w:t>h.3</w:t>
+            </w:r>
+          </w:p>
+        </w:tc>
+        <w:tc>
+          <w:tcPr>
+            <w:tcW w:type="dxa" w:w="4176"/>
+          </w:tcPr>
+          <w:p>
+            <w:r/>
+            <w:r>
+              <w:rPr>
+                <w:sz w:val="18"/>
+              </w:rPr>
+              <w:t>5 of 8</w:t>
+            </w:r>
+          </w:p>
+        </w:tc>
+        <w:tc>
+          <w:tcPr>
+            <w:tcW w:type="dxa" w:w="3744"/>
+          </w:tcPr>
+          <w:p>
+            <w:r/>
+            <w:r>
+              <w:rPr>
+                <w:sz w:val="18"/>
+              </w:rPr>
+              <w:t>73.8%</w:t>
+            </w:r>
+          </w:p>
+        </w:tc>
+      </w:tr>
+      <w:tr>
+        <w:tc>
+          <w:tcPr>
+            <w:tcW w:type="dxa" w:w="1584"/>
+          </w:tcPr>
+          <w:p>
+            <w:r/>
+            <w:r>
+              <w:rPr>
+                <w:b/>
+                <w:sz w:val="18"/>
+              </w:rPr>
+              <w:t>h.4</w:t>
+            </w:r>
+          </w:p>
+        </w:tc>
+        <w:tc>
+          <w:tcPr>
+            <w:tcW w:type="dxa" w:w="4176"/>
+          </w:tcPr>
+          <w:p>
+            <w:r/>
+            <w:r>
+              <w:rPr>
+                <w:sz w:val="18"/>
+              </w:rPr>
+              <w:t>6 of 8</w:t>
+            </w:r>
+          </w:p>
+        </w:tc>
+        <w:tc>
+          <w:tcPr>
+            <w:tcW w:type="dxa" w:w="3744"/>
+          </w:tcPr>
+          <w:p>
+            <w:r/>
+            <w:r>
+              <w:rPr>
+                <w:sz w:val="18"/>
+              </w:rPr>
+              <w:t>66.6%</w:t>
+            </w:r>
+          </w:p>
+        </w:tc>
+      </w:tr>
+      <w:tr>
+        <w:tc>
+          <w:tcPr>
+            <w:tcW w:type="dxa" w:w="1584"/>
+          </w:tcPr>
+          <w:p>
+            <w:r/>
+            <w:r>
+              <w:rPr>
+                <w:b/>
+                <w:sz w:val="18"/>
+              </w:rPr>
+              <w:t>h.5</w:t>
+            </w:r>
+          </w:p>
+        </w:tc>
+        <w:tc>
+          <w:tcPr>
+            <w:tcW w:type="dxa" w:w="4176"/>
+          </w:tcPr>
+          <w:p>
+            <w:r/>
+            <w:r>
+              <w:rPr>
+                <w:sz w:val="18"/>
+              </w:rPr>
+              <w:t>2 of 8</w:t>
+            </w:r>
+          </w:p>
+        </w:tc>
+        <w:tc>
+          <w:tcPr>
+            <w:tcW w:type="dxa" w:w="3744"/>
+          </w:tcPr>
+          <w:p>
+            <w:r/>
+            <w:r>
+              <w:rPr>
+                <w:sz w:val="18"/>
+              </w:rPr>
+              <w:t>100.0%</w:t>
+            </w:r>
+          </w:p>
+        </w:tc>
+      </w:tr>
+      <w:tr>
+        <w:tc>
+          <w:tcPr>
+            <w:tcW w:type="dxa" w:w="1584"/>
+          </w:tcPr>
+          <w:p>
+            <w:r/>
+            <w:r>
+              <w:rPr>
+                <w:b/>
+                <w:sz w:val="18"/>
+              </w:rPr>
+              <w:t>h.6</w:t>
+            </w:r>
+          </w:p>
+        </w:tc>
+        <w:tc>
+          <w:tcPr>
+            <w:tcW w:type="dxa" w:w="4176"/>
+          </w:tcPr>
+          <w:p>
+            <w:r/>
+            <w:r>
+              <w:rPr>
+                <w:sz w:val="18"/>
+              </w:rPr>
+              <w:t>2 of 8</w:t>
+            </w:r>
+          </w:p>
+        </w:tc>
+        <w:tc>
+          <w:tcPr>
+            <w:tcW w:type="dxa" w:w="3744"/>
+          </w:tcPr>
+          <w:p>
+            <w:r/>
+            <w:r>
+              <w:rPr>
+                <w:sz w:val="18"/>
+              </w:rPr>
+              <w:t>99.2%</w:t>
+            </w:r>
+          </w:p>
+        </w:tc>
+      </w:tr>
+      <w:tr>
+        <w:tc>
+          <w:tcPr>
+            <w:tcW w:type="dxa" w:w="1584"/>
+          </w:tcPr>
+          <w:p>
+            <w:r/>
+            <w:r>
+              <w:rPr>
+                <w:b/>
+                <w:sz w:val="18"/>
+              </w:rPr>
+              <w:t>h.7</w:t>
+            </w:r>
+          </w:p>
+        </w:tc>
+        <w:tc>
+          <w:tcPr>
+            <w:tcW w:type="dxa" w:w="4176"/>
+          </w:tcPr>
+          <w:p>
+            <w:r/>
+            <w:r>
+              <w:rPr>
+                <w:sz w:val="18"/>
+              </w:rPr>
+              <w:t>2 of 8</w:t>
+            </w:r>
+          </w:p>
+        </w:tc>
+        <w:tc>
+          <w:tcPr>
+            <w:tcW w:type="dxa" w:w="3744"/>
+          </w:tcPr>
+          <w:p>
+            <w:r/>
+            <w:r>
+              <w:rPr>
+                <w:sz w:val="18"/>
+              </w:rPr>
+              <w:t>100.0%</w:t>
+            </w:r>
+          </w:p>
+        </w:tc>
+      </w:tr>
+    </w:tbl>
+    <w:p/>
+    <w:p>
+      <w:pPr>
+        <w:spacing w:after="160"/>
+      </w:pPr>
+      <w:r>
+        <w:rPr>
+          <w:i w:val="0"/>
+          <w:sz w:val="20"/>
+        </w:rPr>
+        <w:t>Cost: at 0.788M parameters per routed expert, 28 dead slots are 22.06M parameters that never activate - 21.7% of the model. Its effective size is approximately 79.7M, not 101.7M. This is independent of, and additional to, the under-training described in section 3. (measured)</w:t>
+      </w:r>
+    </w:p>
     <w:p>
       <w:pPr>
         <w:pStyle w:val="Heading2"/>
@@ -2479,7 +2927,7 @@
               <w:rPr>
                 <w:sz w:val="18"/>
               </w:rPr>
-              <w:t>87.0%</w:t>
+              <w:t>97.1%</w:t>
             </w:r>
           </w:p>
         </w:tc>
@@ -2538,7 +2986,7 @@
               <w:rPr>
                 <w:sz w:val="18"/>
               </w:rPr>
-              <w:t>85.3%</w:t>
+              <w:t>96.0%</w:t>
             </w:r>
           </w:p>
         </w:tc>
@@ -2657,6 +3105,65 @@
                 <w:sz w:val="18"/>
               </w:rPr>
               <w:t>97.2%</w:t>
+            </w:r>
+          </w:p>
+        </w:tc>
+      </w:tr>
+      <w:tr>
+        <w:tc>
+          <w:tcPr>
+            <w:tcW w:type="dxa" w:w="2016"/>
+          </w:tcPr>
+          <w:p>
+            <w:r/>
+            <w:r>
+              <w:rPr>
+                <w:b/>
+                <w:sz w:val="18"/>
+              </w:rPr>
+              <w:t>Overall</w:t>
+            </w:r>
+          </w:p>
+        </w:tc>
+        <w:tc>
+          <w:tcPr>
+            <w:tcW w:type="dxa" w:w="1872"/>
+          </w:tcPr>
+          <w:p>
+            <w:r/>
+            <w:r>
+              <w:rPr>
+                <w:sz w:val="18"/>
+              </w:rPr>
+              <w:t>4.0%</w:t>
+            </w:r>
+          </w:p>
+        </w:tc>
+        <w:tc>
+          <w:tcPr>
+            <w:tcW w:type="dxa" w:w="1872"/>
+          </w:tcPr>
+          <w:p>
+            <w:r/>
+            <w:r>
+              <w:rPr>
+                <w:sz w:val="18"/>
+              </w:rPr>
+              <w:t>16.8%</w:t>
+            </w:r>
+          </w:p>
+        </w:tc>
+        <w:tc>
+          <w:tcPr>
+            <w:tcW w:type="dxa" w:w="3744"/>
+          </w:tcPr>
+          <w:p>
+            <w:r/>
+            <w:r>
+              <w:rPr>
+                <w:sz w:val="18"/>
+              </w:rPr>
+              <w:t>97.6%</w:t>
             </w:r>
           </w:p>
         </w:tc>
@@ -2994,6 +3501,65 @@
                 <w:sz w:val="18"/>
               </w:rPr>
               <w:t>&lt; 0.0001</w:t>
+            </w:r>
+          </w:p>
+        </w:tc>
+      </w:tr>
+      <w:tr>
+        <w:tc>
+          <w:tcPr>
+            <w:tcW w:type="dxa" w:w="4032"/>
+          </w:tcPr>
+          <w:p>
+            <w:r/>
+            <w:r>
+              <w:rPr>
+                <w:b/>
+                <w:sz w:val="18"/>
+              </w:rPr>
+              <w:t>Pipeline after the 2026-10-07 audit vs before</w:t>
+            </w:r>
+          </w:p>
+        </w:tc>
+        <w:tc>
+          <w:tcPr>
+            <w:tcW w:type="dxa" w:w="1584"/>
+          </w:tcPr>
+          <w:p>
+            <w:r/>
+            <w:r>
+              <w:rPr>
+                <w:sz w:val="18"/>
+              </w:rPr>
+              <w:t>15</w:t>
+            </w:r>
+          </w:p>
+        </w:tc>
+        <w:tc>
+          <w:tcPr>
+            <w:tcW w:type="dxa" w:w="1584"/>
+          </w:tcPr>
+          <w:p>
+            <w:r/>
+            <w:r>
+              <w:rPr>
+                <w:sz w:val="18"/>
+              </w:rPr>
+              <w:t>0</w:t>
+            </w:r>
+          </w:p>
+        </w:tc>
+        <w:tc>
+          <w:tcPr>
+            <w:tcW w:type="dxa" w:w="2304"/>
+          </w:tcPr>
+          <w:p>
+            <w:r/>
+            <w:r>
+              <w:rPr>
+                <w:sz w:val="18"/>
+              </w:rPr>
+              <w:t>0.0001</w:t>
             </w:r>
           </w:p>
         </w:tc>
@@ -3404,6 +3970,51 @@
                 <w:sz w:val="18"/>
               </w:rPr>
               <w:t>Capability gates A-E</w:t>
+            </w:r>
+          </w:p>
+        </w:tc>
+      </w:tr>
+      <w:tr>
+        <w:tc>
+          <w:tcPr>
+            <w:tcW w:type="dxa" w:w="2736"/>
+          </w:tcPr>
+          <w:p>
+            <w:r/>
+            <w:r>
+              <w:rPr>
+                <w:b/>
+                <w:sz w:val="18"/>
+              </w:rPr>
+              <w:t>MoE router collapse (open)</w:t>
+            </w:r>
+          </w:p>
+        </w:tc>
+        <w:tc>
+          <w:tcPr>
+            <w:tcW w:type="dxa" w:w="3600"/>
+          </w:tcPr>
+          <w:p>
+            <w:r/>
+            <w:r>
+              <w:rPr>
+                <w:sz w:val="18"/>
+              </w:rPr>
+              <w:t>28 of 64 expert slots dead; 21.7% of parameters never activate</w:t>
+            </w:r>
+          </w:p>
+        </w:tc>
+        <w:tc>
+          <w:tcPr>
+            <w:tcW w:type="dxa" w:w="3168"/>
+          </w:tcPr>
+          <w:p>
+            <w:r/>
+            <w:r>
+              <w:rPr>
+                <w:sz w:val="18"/>
+              </w:rPr>
+              <w:t>Not yet fixed - requires aux_loss_weight &gt; 0 and retraining</w:t>
             </w:r>
           </w:p>
         </w:tc>
@@ -3836,6 +4447,18 @@
           <w:sz w:val="20"/>
         </w:rPr>
         <w:t>If a from-scratch model remains a goal, the binding constraint is the token budget: approximately 2B unique tokens would be needed to reach a compute-optimal ratio at this parameter count, against 120.9M today.</w:t>
+      </w:r>
+    </w:p>
+    <w:p>
+      <w:pPr>
+        <w:pStyle w:val="ListNumber"/>
+        <w:spacing w:after="60"/>
+      </w:pPr>
+      <w:r>
+        <w:rPr>
+          <w:sz w:val="20"/>
+        </w:rPr>
+        <w:t>Set the auxiliary load-balancing loss weight above zero before any retraining. At 0.0 the router collapsed and 21.7% of the model is dead weight; this is the cheapest single correction available and it costs one configuration value.</w:t>
       </w:r>
     </w:p>
     <w:p>
